--- a/06_rack_documentation/rack_phased_development_plan/rack_phased_development_plan.docx
+++ b/06_rack_documentation/rack_phased_development_plan/rack_phased_development_plan.docx
@@ -114,7 +114,7 @@
                 <w:sz w:val="18"/>
                 <w:szCs w:val="18"/>
               </w:rPr>
-              <w:t xml:space="preserve">Document Version 1.0  ·  Living Document — Updated at Each Phase Completion</w:t>
+              <w:t xml:space="preserve">Document Version 1.1  ·  Living Document — Updated at Each Phase Completion</w:t>
             </w:r>
           </w:p>
         </w:tc>
@@ -154,7 +154,7 @@
           <w:sz w:val="20"/>
           <w:szCs w:val="20"/>
         </w:rPr>
-        <w:t xml:space="preserve">The 42U Multi-Platform Training Rack is a purpose-built industrial automation and IIoT integration training and demonstration platform. It simulates a two-site precision metal stamping manufacturing operation — Loogootee Manufacturing, Inc. — running 11 controllers across 5 vendors, 14 communication protocols, and a complete IIoT data stack publishing real-time production data to a Unified Namespace.</w:t>
+        <w:t xml:space="preserve">The 42U Multi-Platform Training Rack is a purpose-built industrial automation and IIoT integration training and demonstration platform. It simulates a two-site precision metal stamping manufacturing operation — Loogootee Manufacturing, Inc. — running 11 controllers across 5 vendors, 13 communication protocols, and a complete IIoT data stack publishing real-time production data to a Unified Namespace.</w:t>
       </w:r>
     </w:p>
     <w:p>
@@ -583,7 +583,7 @@
                 <w:sz w:val="20"/>
                 <w:szCs w:val="20"/>
               </w:rPr>
-              <w:t xml:space="preserve">Node-RED protocol bridging</w:t>
+              <w:t xml:space="preserve">Node-RED protocol bridging / orchestration</w:t>
             </w:r>
           </w:p>
         </w:tc>
@@ -696,7 +696,7 @@
                 <w:sz w:val="20"/>
                 <w:szCs w:val="20"/>
               </w:rPr>
-              <w:t xml:space="preserve">InfluxDB time series historian</w:t>
+              <w:t xml:space="preserve">Telegraf broker-to-historian bridge</w:t>
             </w:r>
           </w:p>
         </w:tc>
@@ -809,7 +809,7 @@
                 <w:sz w:val="20"/>
                 <w:szCs w:val="20"/>
               </w:rPr>
-              <w:t xml:space="preserve">Grafana dashboards</w:t>
+              <w:t xml:space="preserve">InfluxDB time series historian</w:t>
             </w:r>
           </w:p>
         </w:tc>
@@ -922,7 +922,7 @@
                 <w:sz w:val="20"/>
                 <w:szCs w:val="20"/>
               </w:rPr>
-              <w:t xml:space="preserve">Ignition SCADA</w:t>
+              <w:t xml:space="preserve">Grafana dashboards</w:t>
             </w:r>
           </w:p>
         </w:tc>
@@ -1032,7 +1032,7 @@
                 <w:sz w:val="20"/>
                 <w:szCs w:val="20"/>
               </w:rPr>
-              <w:t xml:space="preserve">Sparkplug B / UNS</w:t>
+              <w:t xml:space="preserve">Ignition SCADA</w:t>
             </w:r>
           </w:p>
         </w:tc>
@@ -1142,7 +1142,7 @@
                 <w:sz w:val="20"/>
                 <w:szCs w:val="20"/>
               </w:rPr>
-              <w:t xml:space="preserve">ISA-95 tag naming</w:t>
+              <w:t xml:space="preserve">Sparkplug B / UNS · ISA-95</w:t>
             </w:r>
           </w:p>
         </w:tc>
@@ -1453,7 +1453,7 @@
                 <w:sz w:val="20"/>
                 <w:szCs w:val="20"/>
               </w:rPr>
-              <w:t xml:space="preserve">Multi-platform IIoT integration capability across 5 vendors and 14 protocols. Complete OT data layer operational.</w:t>
+              <w:t xml:space="preserve">Multi-platform IIoT integration capability across 5 vendors and 13 protocols. Complete OT data layer operational.</w:t>
             </w:r>
           </w:p>
         </w:tc>
@@ -1547,7 +1547,7 @@
                 <w:sz w:val="20"/>
                 <w:szCs w:val="20"/>
               </w:rPr>
-              <w:t xml:space="preserve">Grafana dashboards built for all machines and both sites. InfluxDB historian accumulating shift and production data. OEE visible in real time for every production machine. Basic reporting and trend visualization operational.</w:t>
+              <w:t xml:space="preserve">InfluxDB time series historian built for all machines and both sites. InfluxDB historian accumulating shift and production data. OEE visible in real time for every production machine. Basic reporting and trend visualization operational.</w:t>
             </w:r>
           </w:p>
         </w:tc>
@@ -1641,7 +1641,7 @@
                 <w:sz w:val="20"/>
                 <w:szCs w:val="20"/>
               </w:rPr>
-              <w:t xml:space="preserve">Two rack split — OT rack and IIoT rack</w:t>
+              <w:t xml:space="preserve">Operator panel rack — mobile demonstration unit</w:t>
             </w:r>
           </w:p>
         </w:tc>
@@ -1668,7 +1668,7 @@
                 <w:sz w:val="20"/>
                 <w:szCs w:val="20"/>
               </w:rPr>
-              <w:t xml:space="preserve">Hardware redistributed into two separate rack frames. OT rack contains all PLC controllers, drives, gateways, and operator panel. IIoT rack contains EPIC, broker, AOOSTAR NAS, switches, and Wago. Same width — all hardware transfers directly.</w:t>
+              <w:t xml:space="preserve">Source and build 20U or 24U operator panel rack. Houses groov EPIC-PR1, PanelView 800, TBD 10” HMI, physical operator I/O (pushbuttons, pilot lights, E-stop), PowerFlex VFD, IFM AL1590 IO-Link master, pump module (pump, motor, reservoir, piping), and IO-Link sensors. 42U rack stays intact. AOOSTAR NAS sits adjacent to rack. Self-contained unit — operates standalone or connected to 42U rack.</w:t>
             </w:r>
           </w:p>
         </w:tc>
@@ -1695,7 +1695,7 @@
                 <w:sz w:val="20"/>
                 <w:szCs w:val="20"/>
               </w:rPr>
-              <w:t xml:space="preserve">Professional visual presentation for YouTube content. Portable IIoT rack for client demonstrations. Physical separation reinforces architectural separation of OT and IIoT layers.</w:t>
+              <w:t xml:space="preserve">Portable standalone demonstration unit for client demonstrations. Demonstrates groov View real-time HMI, physical process control via VFD, and IO-Link sensor integration. When connected to the 42U rack demonstrates UNS extensibility — new equipment integrates into fully operational system without reconfiguring existing data architecture.</w:t>
             </w:r>
           </w:p>
         </w:tc>
@@ -1789,7 +1789,7 @@
                 <w:sz w:val="20"/>
                 <w:szCs w:val="20"/>
               </w:rPr>
-              <w:t xml:space="preserve">IO-Link master added to existing network. Temperature, humidity, vibration, and pressure sensors added as network nodes. Sensor data publishing to UNS alongside PLC simulation data. No existing programs modified.</w:t>
+              <w:t xml:space="preserve">IFM AL1590 IO-Link master operational in operator panel rack. Temperature, pressure, flow, and vibration sensors on pump module publishing to UNS alongside PLC simulation data. Three simultaneous integration patterns demonstrated — edge device via EPIC Node-RED, direct EtherNet/IP via CompactLogix, direct PROFINET via S7-1200. No existing programs modified.</w:t>
             </w:r>
           </w:p>
         </w:tc>
@@ -1816,7 +1816,7 @@
                 <w:sz w:val="20"/>
                 <w:szCs w:val="20"/>
               </w:rPr>
-              <w:t xml:space="preserve">Non-invasive smart device integration methodology demonstrated physically. Sensors added above existing control logic without disruption — exactly the kind of additive integration that works on existing production equipment.</w:t>
+              <w:t xml:space="preserve">Non-invasive smart sensor integration demonstrated physically with real process physics — actual fluid, pressure, temperature, and vibration. Three simultaneous integration patterns on one physical asset. UNS extensibility demonstrated — operator panel rack added to fully operational 42U system without any reconfiguration of existing data architecture.</w:t>
             </w:r>
           </w:p>
         </w:tc>
@@ -2031,7 +2031,7 @@
                 <w:sz w:val="20"/>
                 <w:szCs w:val="20"/>
               </w:rPr>
-              <w:t xml:space="preserve">WireGuard VPN configured on GL.iNet router. Dashboards and SCADA accessible remotely via secure tunnel. Webcam on OT rack providing live visual feed of simulated production. IIoT rack portable for on-site client demonstrations.</w:t>
+              <w:t xml:space="preserve">WireGuard VPN configured on GL.iNet router. Dashboards and SCADA accessible remotely via secure tunnel. Webcam on 42U rack providing live visual feed of simulated production. Operator panel rack portable for on-site client demonstrations.</w:t>
             </w:r>
           </w:p>
         </w:tc>
@@ -2365,7 +2365,7 @@
                 <w:sz w:val="20"/>
                 <w:szCs w:val="20"/>
               </w:rPr>
-              <w:t xml:space="preserve">Hardware acquisition largely complete. Beckhoff CX5120, S7-1200 #2, and MGate EIP3170 inbound. 60-day programming focus underway. Micro850 program spec complete.</w:t>
+              <w:t xml:space="preserve">All controllers in hand. MGate EIP3170 inbound. 42U rack assembled, all shelves installed. Power not yet connected — two dedicated 20A circuits pending. Desktop training stand in final build — enables full I/O program testing. 60-day programming exercise underway. MicroLogix 1000 program nearly complete.</w:t>
             </w:r>
           </w:p>
         </w:tc>
@@ -2538,7 +2538,7 @@
                 <w:sz w:val="20"/>
                 <w:szCs w:val="20"/>
               </w:rPr>
-              <w:t xml:space="preserve">Two rack split</w:t>
+              <w:t xml:space="preserve">Operator panel rack build</w:t>
             </w:r>
           </w:p>
         </w:tc>
@@ -2716,7 +2716,7 @@
                 <w:sz w:val="20"/>
                 <w:szCs w:val="20"/>
               </w:rPr>
-              <w:t xml:space="preserve">IO-Link master and sensors to be sourced. AutomationDirect and eBay used market.</w:t>
+              <w:t xml:space="preserve">IFM AL1590 confirmed — approximately 00 used. IO-Link sensors (temperature, pressure, flow, vibration) to be sourced — IFM preferred for IODD compatibility. Pump module components TBD.</w:t>
             </w:r>
           </w:p>
         </w:tc>
@@ -3198,7 +3198,7 @@
                 <w:sz w:val="20"/>
                 <w:szCs w:val="20"/>
               </w:rPr>
-              <w:t xml:space="preserve">1.0 — Initial Release</w:t>
+              <w:t xml:space="preserve">1.1 — Revised April 2026</w:t>
             </w:r>
           </w:p>
         </w:tc>
@@ -3257,7 +3257,7 @@
                 <w:sz w:val="20"/>
                 <w:szCs w:val="20"/>
               </w:rPr>
-              <w:t xml:space="preserve">March 2026</w:t>
+              <w:t xml:space="preserve">April 2026</w:t>
             </w:r>
           </w:p>
         </w:tc>
@@ -3395,7 +3395,7 @@
           <w:sz w:val="18"/>
           <w:szCs w:val="18"/>
         </w:rPr>
-        <w:t xml:space="preserve">Jeremy Field  ·  Version 1.0  ·  2026  ·  Living Document — Updated at Each Phase Completion</w:t>
+        <w:t xml:space="preserve">Jeremy Field  ·  Version 1.1  ·  2026  ·  Living Document — Updated at Each Phase Completion</w:t>
       </w:r>
     </w:p>
     <w:sectPr>
